--- a/Unity2D_Learning.docx
+++ b/Unity2D_Learning.docx
@@ -3498,10 +3498,10 @@
         <w:pStyle w:val="ListParagraph"/>
         <w:ind w:firstLine="720"/>
         <w:rPr>
-          <w:b/>
-          <w:color w:val="FF0000"/>
-          <w:sz w:val="28"/>
-          <w:szCs w:val="28"/>
+          <w:rFonts w:ascii="Cascadia Mono" w:hAnsi="Cascadia Mono" w:cs="Cascadia Mono"/>
+          <w:color w:val="000000"/>
+          <w:sz w:val="19"/>
+          <w:szCs w:val="19"/>
         </w:rPr>
       </w:pPr>
       <w:r>
@@ -3584,11 +3584,45 @@
         <w:t>;</w:t>
       </w:r>
     </w:p>
+    <w:p>
+      <w:pPr>
+        <w:pStyle w:val="ListParagraph"/>
+        <w:ind w:firstLine="720"/>
+        <w:rPr>
+          <w:b/>
+          <w:color w:val="FF0000"/>
+          <w:sz w:val="28"/>
+          <w:szCs w:val="28"/>
+        </w:rPr>
+      </w:pPr>
+    </w:p>
+    <w:p>
+      <w:pPr>
+        <w:pStyle w:val="ListParagraph"/>
+        <w:numPr>
+          <w:ilvl w:val="0"/>
+          <w:numId w:val="3"/>
+        </w:numPr>
+        <w:rPr>
+          <w:b/>
+          <w:color w:val="FF0000"/>
+          <w:sz w:val="28"/>
+          <w:szCs w:val="28"/>
+        </w:rPr>
+      </w:pPr>
+      <w:bookmarkStart w:id="0" w:name="_GoBack"/>
+      <w:r>
+        <w:rPr>
+          <w:b/>
+          <w:color w:val="FF0000"/>
+          <w:sz w:val="28"/>
+          <w:szCs w:val="28"/>
+        </w:rPr>
+        <w:t>UI</w:t>
+      </w:r>
+    </w:p>
+    <w:bookmarkEnd w:id="0"/>
     <w:p/>
-    <w:p>
-      <w:bookmarkStart w:id="0" w:name="_GoBack"/>
-      <w:bookmarkEnd w:id="0"/>
-    </w:p>
     <w:p/>
     <w:p/>
     <w:p/>
